--- a/Øvelser/Geografi/poroesitet-og-permeabilitet-med-opgaver/poroesitet-og-permeabilitet-med-opgaver.docx
+++ b/Øvelser/Geografi/poroesitet-og-permeabilitet-med-opgaver/poroesitet-og-permeabilitet-med-opgaver.docx
@@ -112,7 +112,7 @@
       </w:r>
     </w:p>
     <w:bookmarkEnd w:id="19"/>
-    <w:bookmarkStart w:id="20" w:name="sedimenttyperne"/>
+    <w:bookmarkStart w:id="21" w:name="sedimenttyperne"/>
     <w:p>
       <w:pPr>
         <w:pStyle w:val="Heading2"/>
@@ -127,168 +127,197 @@
       </w:pPr>
       <w:r>
         <w:t xml:space="preserve">Inden I går i gang, skal I kende forskel på de fire sedimenter. Undersøg gerne prøverne i mikroskop eller stereolup, og notér, hvad I ser — kornstørrelse, farve og hvor ensartede kornene er.</w:t>
-      </w:r>
-    </w:p>
-    <w:p>
-      <w:pPr>
-        <w:pStyle w:val="TableCaption"/>
-      </w:pPr>
-      <w:r>
-        <w:t xml:space="preserve">Iagttagelser af de fire sedimentprøver før forsøget.</w:t>
       </w:r>
     </w:p>
     <w:tbl>
       <w:tblPr>
         <w:tblStyle w:val="Table"/>
-        <w:tblW w:type="auto" w:w="0"/>
-        <w:tblLook w:firstRow="1" w:lastRow="0" w:firstColumn="0" w:lastColumn="0" w:noHBand="0" w:noVBand="0" w:val="0020"/>
-        <w:tblCaption w:val="Iagttagelser af de fire sedimentprøver før forsøget."/>
+        <w:tblW w:type="pct" w:w="5000"/>
+        <w:tblLayout w:type="fixed"/>
+        <w:tblLook w:firstRow="0" w:lastRow="0" w:firstColumn="0" w:lastColumn="0" w:noHBand="0" w:noVBand="0" w:val="0000"/>
       </w:tblPr>
       <w:tblGrid>
-        <w:gridCol w:w="3960"/>
-        <w:gridCol w:w="3960"/>
+        <w:gridCol w:w="7920"/>
       </w:tblGrid>
       <w:tr>
-        <w:trPr>
-          <w:cantSplit/>
-          <w:tblHeader w:val="on"/>
-        </w:trPr>
         <w:tc>
           <w:tcPr/>
+          <w:bookmarkStart w:id="20" w:name="tbl-1"/>
           <w:p>
             <w:pPr>
-              <w:pStyle w:val="Compact"/>
-              <w:keepNext/>
+              <w:jc w:val="center"/>
+            </w:pPr>
+            <w:pPr>
               <w:jc w:val="left"/>
+              <w:spacing w:before="200"/>
+              <w:pStyle w:val="ImageCaption"/>
             </w:pPr>
             <w:r>
-              <w:t xml:space="preserve">Jordtype</w:t>
+              <w:t xml:space="preserve">Tabel 1: Iagttagelser af de fire sedimentprøver før forsøget.</w:t>
             </w:r>
           </w:p>
-        </w:tc>
-        <w:tc>
-          <w:tcPr/>
-          <w:p>
-            <w:pPr>
-              <w:pStyle w:val="Compact"/>
-              <w:keepNext/>
-              <w:jc w:val="left"/>
-            </w:pPr>
-            <w:r>
-              <w:t xml:space="preserve">Observationer (kornstørrelse, farve, ensartethed)</w:t>
-            </w:r>
-          </w:p>
-        </w:tc>
-      </w:tr>
-      <w:tr>
-        <w:trPr>
-          <w:cantSplit/>
-        </w:trPr>
-        <w:tc>
-          <w:tcPr/>
-          <w:p>
-            <w:pPr>
-              <w:pStyle w:val="Compact"/>
-              <w:keepNext/>
-              <w:jc w:val="left"/>
-            </w:pPr>
-            <w:r>
-              <w:t xml:space="preserve">Sand</w:t>
-            </w:r>
-          </w:p>
-        </w:tc>
-        <w:tc>
-          <w:tcPr/>
-          <w:p>
-            <w:pPr>
-              <w:pStyle w:val="Compact"/>
-              <w:keepNext/>
-            </w:pPr>
-          </w:p>
-        </w:tc>
-      </w:tr>
-      <w:tr>
-        <w:trPr>
-          <w:cantSplit/>
-        </w:trPr>
-        <w:tc>
-          <w:tcPr/>
-          <w:p>
-            <w:pPr>
-              <w:pStyle w:val="Compact"/>
-              <w:keepNext/>
-              <w:jc w:val="left"/>
-            </w:pPr>
-            <w:r>
-              <w:t xml:space="preserve">Podsoljord</w:t>
-            </w:r>
-          </w:p>
-        </w:tc>
-        <w:tc>
-          <w:tcPr/>
-          <w:p>
-            <w:pPr>
-              <w:pStyle w:val="Compact"/>
-              <w:keepNext/>
-            </w:pPr>
-          </w:p>
-        </w:tc>
-      </w:tr>
-      <w:tr>
-        <w:trPr>
-          <w:cantSplit/>
-        </w:trPr>
-        <w:tc>
-          <w:tcPr/>
-          <w:p>
-            <w:pPr>
-              <w:pStyle w:val="Compact"/>
-              <w:keepNext/>
-              <w:jc w:val="left"/>
-            </w:pPr>
-            <w:r>
-              <w:t xml:space="preserve">Brunjord</w:t>
-            </w:r>
-          </w:p>
-        </w:tc>
-        <w:tc>
-          <w:tcPr/>
-          <w:p>
-            <w:pPr>
-              <w:pStyle w:val="Compact"/>
-              <w:keepNext/>
-            </w:pPr>
-          </w:p>
-        </w:tc>
-      </w:tr>
-      <w:tr>
-        <w:trPr>
-          <w:cantSplit/>
-        </w:trPr>
-        <w:tc>
-          <w:tcPr/>
-          <w:p>
-            <w:pPr>
-              <w:pStyle w:val="Compact"/>
-              <w:jc w:val="left"/>
-            </w:pPr>
-            <w:r>
-              <w:t xml:space="preserve">Rødjord (Ghana)</w:t>
-            </w:r>
-          </w:p>
-        </w:tc>
-        <w:tc>
-          <w:tcPr/>
-          <w:p>
-            <w:pPr>
-              <w:pStyle w:val="Compact"/>
-            </w:pPr>
-          </w:p>
+          <w:tbl>
+            <w:tblPr>
+              <w:tblStyle w:val="Table"/>
+              <w:tblW w:type="auto" w:w="0"/>
+              <w:tblLook w:firstRow="1" w:lastRow="0" w:firstColumn="0" w:lastColumn="0" w:noHBand="0" w:noVBand="0" w:val="0020"/>
+            </w:tblPr>
+            <w:tblGrid>
+              <w:gridCol w:w="3960"/>
+              <w:gridCol w:w="3960"/>
+            </w:tblGrid>
+            <w:tr>
+              <w:trPr>
+                <w:cantSplit/>
+                <w:tblHeader w:val="on"/>
+              </w:trPr>
+              <w:tc>
+                <w:tcPr/>
+                <w:p>
+                  <w:pPr>
+                    <w:pStyle w:val="Compact"/>
+                    <w:keepNext/>
+                    <w:jc w:val="left"/>
+                    <w:jc w:val="center"/>
+                  </w:pPr>
+                  <w:r>
+                    <w:t xml:space="preserve">Jordtype</w:t>
+                  </w:r>
+                </w:p>
+              </w:tc>
+              <w:tc>
+                <w:tcPr/>
+                <w:p>
+                  <w:pPr>
+                    <w:pStyle w:val="Compact"/>
+                    <w:keepNext/>
+                    <w:jc w:val="left"/>
+                    <w:jc w:val="center"/>
+                  </w:pPr>
+                  <w:r>
+                    <w:t xml:space="preserve">Observationer (kornstørrelse, farve, ensartethed)</w:t>
+                  </w:r>
+                </w:p>
+              </w:tc>
+            </w:tr>
+            <w:tr>
+              <w:trPr>
+                <w:cantSplit/>
+              </w:trPr>
+              <w:tc>
+                <w:tcPr/>
+                <w:p>
+                  <w:pPr>
+                    <w:pStyle w:val="Compact"/>
+                    <w:keepNext/>
+                    <w:jc w:val="left"/>
+                    <w:jc w:val="center"/>
+                  </w:pPr>
+                  <w:r>
+                    <w:t xml:space="preserve">Sand</w:t>
+                  </w:r>
+                </w:p>
+              </w:tc>
+              <w:tc>
+                <w:tcPr/>
+                <w:p>
+                  <w:pPr>
+                    <w:pStyle w:val="Compact"/>
+                    <w:keepNext/>
+                  </w:pPr>
+                </w:p>
+              </w:tc>
+            </w:tr>
+            <w:tr>
+              <w:trPr>
+                <w:cantSplit/>
+              </w:trPr>
+              <w:tc>
+                <w:tcPr/>
+                <w:p>
+                  <w:pPr>
+                    <w:pStyle w:val="Compact"/>
+                    <w:keepNext/>
+                    <w:jc w:val="left"/>
+                    <w:jc w:val="center"/>
+                  </w:pPr>
+                  <w:r>
+                    <w:t xml:space="preserve">Podsoljord</w:t>
+                  </w:r>
+                </w:p>
+              </w:tc>
+              <w:tc>
+                <w:tcPr/>
+                <w:p>
+                  <w:pPr>
+                    <w:pStyle w:val="Compact"/>
+                    <w:keepNext/>
+                  </w:pPr>
+                </w:p>
+              </w:tc>
+            </w:tr>
+            <w:tr>
+              <w:trPr>
+                <w:cantSplit/>
+              </w:trPr>
+              <w:tc>
+                <w:tcPr/>
+                <w:p>
+                  <w:pPr>
+                    <w:pStyle w:val="Compact"/>
+                    <w:keepNext/>
+                    <w:jc w:val="left"/>
+                    <w:jc w:val="center"/>
+                  </w:pPr>
+                  <w:r>
+                    <w:t xml:space="preserve">Brunjord</w:t>
+                  </w:r>
+                </w:p>
+              </w:tc>
+              <w:tc>
+                <w:tcPr/>
+                <w:p>
+                  <w:pPr>
+                    <w:pStyle w:val="Compact"/>
+                    <w:keepNext/>
+                  </w:pPr>
+                </w:p>
+              </w:tc>
+            </w:tr>
+            <w:tr>
+              <w:trPr>
+                <w:cantSplit/>
+              </w:trPr>
+              <w:tc>
+                <w:tcPr/>
+                <w:p>
+                  <w:pPr>
+                    <w:pStyle w:val="Compact"/>
+                    <w:jc w:val="left"/>
+                    <w:jc w:val="center"/>
+                  </w:pPr>
+                  <w:r>
+                    <w:t xml:space="preserve">Rødjord (Ghana)</w:t>
+                  </w:r>
+                </w:p>
+              </w:tc>
+              <w:tc>
+                <w:tcPr/>
+                <w:p>
+                  <w:pPr>
+                    <w:pStyle w:val="Compact"/>
+                  </w:pPr>
+                </w:p>
+              </w:tc>
+            </w:tr>
+          </w:tbl>
+          <w:bookmarkEnd w:id="20"/>
+          <w:p/>
         </w:tc>
       </w:tr>
     </w:tbl>
-    <w:bookmarkEnd w:id="20"/>
-    <w:bookmarkStart w:id="29" w:name="fremgangsmåde"/>
+    <w:bookmarkEnd w:id="21"/>
+    <w:bookmarkStart w:id="30" w:name="fremgangsmåde"/>
     <w:p>
       <w:pPr>
         <w:pStyle w:val="Heading2"/>
@@ -297,7 +326,7 @@
         <w:t xml:space="preserve">Fremgangsmåde</w:t>
       </w:r>
     </w:p>
-    <w:bookmarkStart w:id="21" w:name="fase-1-nedsivning-permeabilitet"/>
+    <w:bookmarkStart w:id="22" w:name="fase-1-nedsivning-permeabilitet"/>
     <w:p>
       <w:pPr>
         <w:pStyle w:val="Heading3"/>
@@ -378,8 +407,8 @@
         <w:t xml:space="preserve">Gentag punkt 1–5 for hver af de øvrige tre jordtyper.</w:t>
       </w:r>
     </w:p>
-    <w:bookmarkEnd w:id="21"/>
-    <w:bookmarkStart w:id="28" w:name="fase-2-porøsitet"/>
+    <w:bookmarkEnd w:id="22"/>
+    <w:bookmarkStart w:id="29" w:name="fase-2-porøsitet"/>
     <w:p>
       <w:pPr>
         <w:pStyle w:val="Heading3"/>
@@ -506,18 +535,18 @@
                 <wp:inline>
                   <wp:extent cx="152400" cy="152400"/>
                   <wp:effectExtent b="0" l="0" r="0" t="0"/>
-                  <wp:docPr descr="" title="" id="23" name="Picture"/>
+                  <wp:docPr descr="" title="" id="24" name="Picture"/>
                   <a:graphic>
                     <a:graphicData uri="http://schemas.openxmlformats.org/drawingml/2006/picture">
                       <pic:pic>
                         <pic:nvPicPr>
-                          <pic:cNvPr descr="/Applications/quarto/share/formats/docx/tip.png" id="24" name="Picture"/>
+                          <pic:cNvPr descr="/Applications/quarto/share/formats/docx/tip.png" id="25" name="Picture"/>
                           <pic:cNvPicPr>
                             <a:picLocks noChangeArrowheads="1" noChangeAspect="1"/>
                           </pic:cNvPicPr>
                         </pic:nvPicPr>
                         <pic:blipFill>
-                          <a:blip r:embed="rId22"/>
+                          <a:blip r:embed="rId23"/>
                           <a:stretch>
                             <a:fillRect/>
                           </a:stretch>
@@ -631,18 +660,18 @@
                 <wp:inline>
                   <wp:extent cx="152400" cy="152400"/>
                   <wp:effectExtent b="0" l="0" r="0" t="0"/>
-                  <wp:docPr descr="" title="" id="26" name="Picture"/>
+                  <wp:docPr descr="" title="" id="27" name="Picture"/>
                   <a:graphic>
                     <a:graphicData uri="http://schemas.openxmlformats.org/drawingml/2006/picture">
                       <pic:pic>
                         <pic:nvPicPr>
-                          <pic:cNvPr descr="/Applications/quarto/share/formats/docx/note.png" id="27" name="Picture"/>
+                          <pic:cNvPr descr="/Applications/quarto/share/formats/docx/note.png" id="28" name="Picture"/>
                           <pic:cNvPicPr>
                             <a:picLocks noChangeArrowheads="1" noChangeAspect="1"/>
                           </pic:cNvPicPr>
                         </pic:nvPicPr>
                         <pic:blipFill>
-                          <a:blip r:embed="rId25"/>
+                          <a:blip r:embed="rId26"/>
                           <a:stretch>
                             <a:fillRect/>
                           </a:stretch>
@@ -803,9 +832,9 @@
         </w:tc>
       </w:tr>
     </w:tbl>
-    <w:bookmarkEnd w:id="28"/>
     <w:bookmarkEnd w:id="29"/>
-    <w:bookmarkStart w:id="32" w:name="registrering-af-resultater"/>
+    <w:bookmarkEnd w:id="30"/>
+    <w:bookmarkStart w:id="35" w:name="registrering-af-resultater"/>
     <w:p>
       <w:pPr>
         <w:pStyle w:val="Heading2"/>
@@ -814,634 +843,697 @@
         <w:t xml:space="preserve">Registrering af resultater</w:t>
       </w:r>
     </w:p>
-    <w:bookmarkStart w:id="30" w:name="nedsivning"/>
+    <w:bookmarkStart w:id="32" w:name="nedsivning"/>
     <w:p>
       <w:pPr>
         <w:pStyle w:val="Heading3"/>
       </w:pPr>
       <w:r>
         <w:t xml:space="preserve">Nedsivning</w:t>
-      </w:r>
-    </w:p>
-    <w:p>
-      <w:pPr>
-        <w:pStyle w:val="TableCaption"/>
-      </w:pPr>
-      <w:r>
-        <w:t xml:space="preserve">Opsamlet vandmængde (mL) over tid for hver jordtype. Tilføj flere rækker, hvis vandet stadig siver igennem efter 60 sekunder.</w:t>
       </w:r>
     </w:p>
     <w:tbl>
       <w:tblPr>
         <w:tblStyle w:val="Table"/>
-        <w:tblW w:type="auto" w:w="0"/>
-        <w:tblLook w:firstRow="1" w:lastRow="0" w:firstColumn="0" w:lastColumn="0" w:noHBand="0" w:noVBand="0" w:val="0020"/>
-        <w:tblCaption w:val="Opsamlet vandmængde (mL) over tid for hver jordtype. Tilføj flere rækker, hvis vandet stadig siver igennem efter 60 sekunder."/>
+        <w:tblW w:type="pct" w:w="5000"/>
+        <w:tblLayout w:type="fixed"/>
+        <w:tblLook w:firstRow="0" w:lastRow="0" w:firstColumn="0" w:lastColumn="0" w:noHBand="0" w:noVBand="0" w:val="0000"/>
       </w:tblPr>
       <w:tblGrid>
-        <w:gridCol w:w="1584"/>
-        <w:gridCol w:w="1584"/>
-        <w:gridCol w:w="1584"/>
-        <w:gridCol w:w="1584"/>
-        <w:gridCol w:w="1584"/>
+        <w:gridCol w:w="7920"/>
       </w:tblGrid>
       <w:tr>
-        <w:trPr>
-          <w:cantSplit/>
-          <w:tblHeader w:val="on"/>
-        </w:trPr>
         <w:tc>
           <w:tcPr/>
+          <w:bookmarkStart w:id="31" w:name="tbl-2"/>
           <w:p>
             <w:pPr>
-              <w:pStyle w:val="Compact"/>
-              <w:keepNext/>
+              <w:jc w:val="center"/>
+            </w:pPr>
+            <w:pPr>
               <w:jc w:val="left"/>
+              <w:spacing w:before="200"/>
+              <w:pStyle w:val="ImageCaption"/>
             </w:pPr>
             <w:r>
-              <w:t xml:space="preserve">Tid (sek.)</w:t>
+              <w:t xml:space="preserve">Tabel 2: Opsamlet vandmængde (mL) over tid for hver jordtype. Tilføj flere rækker, hvis vandet stadig siver igennem efter 60 sekunder.</w:t>
             </w:r>
           </w:p>
-        </w:tc>
-        <w:tc>
-          <w:tcPr/>
-          <w:p>
-            <w:pPr>
-              <w:pStyle w:val="Compact"/>
-              <w:keepNext/>
-              <w:jc w:val="center"/>
-            </w:pPr>
-            <w:r>
-              <w:t xml:space="preserve">Sand</w:t>
-            </w:r>
-          </w:p>
-        </w:tc>
-        <w:tc>
-          <w:tcPr/>
-          <w:p>
-            <w:pPr>
-              <w:pStyle w:val="Compact"/>
-              <w:keepNext/>
-              <w:jc w:val="center"/>
-            </w:pPr>
-            <w:r>
-              <w:t xml:space="preserve">Podsoljord</w:t>
-            </w:r>
-          </w:p>
-        </w:tc>
-        <w:tc>
-          <w:tcPr/>
-          <w:p>
-            <w:pPr>
-              <w:pStyle w:val="Compact"/>
-              <w:keepNext/>
-              <w:jc w:val="center"/>
-            </w:pPr>
-            <w:r>
-              <w:t xml:space="preserve">Brunjord</w:t>
-            </w:r>
-          </w:p>
-        </w:tc>
-        <w:tc>
-          <w:tcPr/>
-          <w:p>
-            <w:pPr>
-              <w:pStyle w:val="Compact"/>
-              <w:keepNext/>
-              <w:jc w:val="center"/>
-            </w:pPr>
-            <w:r>
-              <w:t xml:space="preserve">Rødjord</w:t>
-            </w:r>
-          </w:p>
-        </w:tc>
-      </w:tr>
-      <w:tr>
-        <w:trPr>
-          <w:cantSplit/>
-        </w:trPr>
-        <w:tc>
-          <w:tcPr/>
-          <w:p>
-            <w:pPr>
-              <w:pStyle w:val="Compact"/>
-              <w:keepNext/>
-              <w:jc w:val="left"/>
-            </w:pPr>
-            <w:r>
-              <w:t xml:space="preserve">10</w:t>
-            </w:r>
-          </w:p>
-        </w:tc>
-        <w:tc>
-          <w:tcPr/>
-          <w:p>
-            <w:pPr>
-              <w:pStyle w:val="Compact"/>
-              <w:keepNext/>
-            </w:pPr>
-          </w:p>
-        </w:tc>
-        <w:tc>
-          <w:tcPr/>
-          <w:p>
-            <w:pPr>
-              <w:pStyle w:val="Compact"/>
-              <w:keepNext/>
-            </w:pPr>
-          </w:p>
-        </w:tc>
-        <w:tc>
-          <w:tcPr/>
-          <w:p>
-            <w:pPr>
-              <w:pStyle w:val="Compact"/>
-              <w:keepNext/>
-            </w:pPr>
-          </w:p>
-        </w:tc>
-        <w:tc>
-          <w:tcPr/>
-          <w:p>
-            <w:pPr>
-              <w:pStyle w:val="Compact"/>
-              <w:keepNext/>
-            </w:pPr>
-          </w:p>
-        </w:tc>
-      </w:tr>
-      <w:tr>
-        <w:trPr>
-          <w:cantSplit/>
-        </w:trPr>
-        <w:tc>
-          <w:tcPr/>
-          <w:p>
-            <w:pPr>
-              <w:pStyle w:val="Compact"/>
-              <w:keepNext/>
-              <w:jc w:val="left"/>
-            </w:pPr>
-            <w:r>
-              <w:t xml:space="preserve">20</w:t>
-            </w:r>
-          </w:p>
-        </w:tc>
-        <w:tc>
-          <w:tcPr/>
-          <w:p>
-            <w:pPr>
-              <w:pStyle w:val="Compact"/>
-              <w:keepNext/>
-            </w:pPr>
-          </w:p>
-        </w:tc>
-        <w:tc>
-          <w:tcPr/>
-          <w:p>
-            <w:pPr>
-              <w:pStyle w:val="Compact"/>
-              <w:keepNext/>
-            </w:pPr>
-          </w:p>
-        </w:tc>
-        <w:tc>
-          <w:tcPr/>
-          <w:p>
-            <w:pPr>
-              <w:pStyle w:val="Compact"/>
-              <w:keepNext/>
-            </w:pPr>
-          </w:p>
-        </w:tc>
-        <w:tc>
-          <w:tcPr/>
-          <w:p>
-            <w:pPr>
-              <w:pStyle w:val="Compact"/>
-              <w:keepNext/>
-            </w:pPr>
-          </w:p>
-        </w:tc>
-      </w:tr>
-      <w:tr>
-        <w:trPr>
-          <w:cantSplit/>
-        </w:trPr>
-        <w:tc>
-          <w:tcPr/>
-          <w:p>
-            <w:pPr>
-              <w:pStyle w:val="Compact"/>
-              <w:keepNext/>
-              <w:jc w:val="left"/>
-            </w:pPr>
-            <w:r>
-              <w:t xml:space="preserve">30</w:t>
-            </w:r>
-          </w:p>
-        </w:tc>
-        <w:tc>
-          <w:tcPr/>
-          <w:p>
-            <w:pPr>
-              <w:pStyle w:val="Compact"/>
-              <w:keepNext/>
-            </w:pPr>
-          </w:p>
-        </w:tc>
-        <w:tc>
-          <w:tcPr/>
-          <w:p>
-            <w:pPr>
-              <w:pStyle w:val="Compact"/>
-              <w:keepNext/>
-            </w:pPr>
-          </w:p>
-        </w:tc>
-        <w:tc>
-          <w:tcPr/>
-          <w:p>
-            <w:pPr>
-              <w:pStyle w:val="Compact"/>
-              <w:keepNext/>
-            </w:pPr>
-          </w:p>
-        </w:tc>
-        <w:tc>
-          <w:tcPr/>
-          <w:p>
-            <w:pPr>
-              <w:pStyle w:val="Compact"/>
-              <w:keepNext/>
-            </w:pPr>
-          </w:p>
-        </w:tc>
-      </w:tr>
-      <w:tr>
-        <w:trPr>
-          <w:cantSplit/>
-        </w:trPr>
-        <w:tc>
-          <w:tcPr/>
-          <w:p>
-            <w:pPr>
-              <w:pStyle w:val="Compact"/>
-              <w:keepNext/>
-              <w:jc w:val="left"/>
-            </w:pPr>
-            <w:r>
-              <w:t xml:space="preserve">40</w:t>
-            </w:r>
-          </w:p>
-        </w:tc>
-        <w:tc>
-          <w:tcPr/>
-          <w:p>
-            <w:pPr>
-              <w:pStyle w:val="Compact"/>
-              <w:keepNext/>
-            </w:pPr>
-          </w:p>
-        </w:tc>
-        <w:tc>
-          <w:tcPr/>
-          <w:p>
-            <w:pPr>
-              <w:pStyle w:val="Compact"/>
-              <w:keepNext/>
-            </w:pPr>
-          </w:p>
-        </w:tc>
-        <w:tc>
-          <w:tcPr/>
-          <w:p>
-            <w:pPr>
-              <w:pStyle w:val="Compact"/>
-              <w:keepNext/>
-            </w:pPr>
-          </w:p>
-        </w:tc>
-        <w:tc>
-          <w:tcPr/>
-          <w:p>
-            <w:pPr>
-              <w:pStyle w:val="Compact"/>
-              <w:keepNext/>
-            </w:pPr>
-          </w:p>
-        </w:tc>
-      </w:tr>
-      <w:tr>
-        <w:trPr>
-          <w:cantSplit/>
-        </w:trPr>
-        <w:tc>
-          <w:tcPr/>
-          <w:p>
-            <w:pPr>
-              <w:pStyle w:val="Compact"/>
-              <w:keepNext/>
-              <w:jc w:val="left"/>
-            </w:pPr>
-            <w:r>
-              <w:t xml:space="preserve">50</w:t>
-            </w:r>
-          </w:p>
-        </w:tc>
-        <w:tc>
-          <w:tcPr/>
-          <w:p>
-            <w:pPr>
-              <w:pStyle w:val="Compact"/>
-              <w:keepNext/>
-            </w:pPr>
-          </w:p>
-        </w:tc>
-        <w:tc>
-          <w:tcPr/>
-          <w:p>
-            <w:pPr>
-              <w:pStyle w:val="Compact"/>
-              <w:keepNext/>
-            </w:pPr>
-          </w:p>
-        </w:tc>
-        <w:tc>
-          <w:tcPr/>
-          <w:p>
-            <w:pPr>
-              <w:pStyle w:val="Compact"/>
-              <w:keepNext/>
-            </w:pPr>
-          </w:p>
-        </w:tc>
-        <w:tc>
-          <w:tcPr/>
-          <w:p>
-            <w:pPr>
-              <w:pStyle w:val="Compact"/>
-              <w:keepNext/>
-            </w:pPr>
-          </w:p>
-        </w:tc>
-      </w:tr>
-      <w:tr>
-        <w:trPr>
-          <w:cantSplit/>
-        </w:trPr>
-        <w:tc>
-          <w:tcPr/>
-          <w:p>
-            <w:pPr>
-              <w:pStyle w:val="Compact"/>
-              <w:keepNext/>
-              <w:jc w:val="left"/>
-            </w:pPr>
-            <w:r>
-              <w:t xml:space="preserve">60</w:t>
-            </w:r>
-          </w:p>
-        </w:tc>
-        <w:tc>
-          <w:tcPr/>
-          <w:p>
-            <w:pPr>
-              <w:pStyle w:val="Compact"/>
-              <w:keepNext/>
-            </w:pPr>
-          </w:p>
-        </w:tc>
-        <w:tc>
-          <w:tcPr/>
-          <w:p>
-            <w:pPr>
-              <w:pStyle w:val="Compact"/>
-              <w:keepNext/>
-            </w:pPr>
-          </w:p>
-        </w:tc>
-        <w:tc>
-          <w:tcPr/>
-          <w:p>
-            <w:pPr>
-              <w:pStyle w:val="Compact"/>
-              <w:keepNext/>
-            </w:pPr>
-          </w:p>
-        </w:tc>
-        <w:tc>
-          <w:tcPr/>
-          <w:p>
-            <w:pPr>
-              <w:pStyle w:val="Compact"/>
-              <w:keepNext/>
-            </w:pPr>
-          </w:p>
-        </w:tc>
-      </w:tr>
-      <w:tr>
-        <w:trPr>
-          <w:cantSplit/>
-        </w:trPr>
-        <w:tc>
-          <w:tcPr/>
-          <w:p>
-            <w:pPr>
-              <w:pStyle w:val="Compact"/>
-              <w:jc w:val="left"/>
-            </w:pPr>
-            <w:r>
-              <w:t xml:space="preserve">Slut</w:t>
-            </w:r>
-          </w:p>
-        </w:tc>
-        <w:tc>
-          <w:tcPr/>
-          <w:p>
-            <w:pPr>
-              <w:pStyle w:val="Compact"/>
-            </w:pPr>
-          </w:p>
-        </w:tc>
-        <w:tc>
-          <w:tcPr/>
-          <w:p>
-            <w:pPr>
-              <w:pStyle w:val="Compact"/>
-            </w:pPr>
-          </w:p>
-        </w:tc>
-        <w:tc>
-          <w:tcPr/>
-          <w:p>
-            <w:pPr>
-              <w:pStyle w:val="Compact"/>
-            </w:pPr>
-          </w:p>
-        </w:tc>
-        <w:tc>
-          <w:tcPr/>
-          <w:p>
-            <w:pPr>
-              <w:pStyle w:val="Compact"/>
-            </w:pPr>
-          </w:p>
+          <w:tbl>
+            <w:tblPr>
+              <w:tblStyle w:val="Table"/>
+              <w:tblW w:type="auto" w:w="0"/>
+              <w:tblLook w:firstRow="1" w:lastRow="0" w:firstColumn="0" w:lastColumn="0" w:noHBand="0" w:noVBand="0" w:val="0020"/>
+            </w:tblPr>
+            <w:tblGrid>
+              <w:gridCol w:w="1584"/>
+              <w:gridCol w:w="1584"/>
+              <w:gridCol w:w="1584"/>
+              <w:gridCol w:w="1584"/>
+              <w:gridCol w:w="1584"/>
+            </w:tblGrid>
+            <w:tr>
+              <w:trPr>
+                <w:cantSplit/>
+                <w:tblHeader w:val="on"/>
+              </w:trPr>
+              <w:tc>
+                <w:tcPr/>
+                <w:p>
+                  <w:pPr>
+                    <w:pStyle w:val="Compact"/>
+                    <w:keepNext/>
+                    <w:jc w:val="left"/>
+                    <w:jc w:val="center"/>
+                  </w:pPr>
+                  <w:r>
+                    <w:t xml:space="preserve">Tid (sek.)</w:t>
+                  </w:r>
+                </w:p>
+              </w:tc>
+              <w:tc>
+                <w:tcPr/>
+                <w:p>
+                  <w:pPr>
+                    <w:pStyle w:val="Compact"/>
+                    <w:keepNext/>
+                    <w:jc w:val="center"/>
+                    <w:jc w:val="center"/>
+                  </w:pPr>
+                  <w:r>
+                    <w:t xml:space="preserve">Sand</w:t>
+                  </w:r>
+                </w:p>
+              </w:tc>
+              <w:tc>
+                <w:tcPr/>
+                <w:p>
+                  <w:pPr>
+                    <w:pStyle w:val="Compact"/>
+                    <w:keepNext/>
+                    <w:jc w:val="center"/>
+                    <w:jc w:val="center"/>
+                  </w:pPr>
+                  <w:r>
+                    <w:t xml:space="preserve">Podsoljord</w:t>
+                  </w:r>
+                </w:p>
+              </w:tc>
+              <w:tc>
+                <w:tcPr/>
+                <w:p>
+                  <w:pPr>
+                    <w:pStyle w:val="Compact"/>
+                    <w:keepNext/>
+                    <w:jc w:val="center"/>
+                    <w:jc w:val="center"/>
+                  </w:pPr>
+                  <w:r>
+                    <w:t xml:space="preserve">Brunjord</w:t>
+                  </w:r>
+                </w:p>
+              </w:tc>
+              <w:tc>
+                <w:tcPr/>
+                <w:p>
+                  <w:pPr>
+                    <w:pStyle w:val="Compact"/>
+                    <w:keepNext/>
+                    <w:jc w:val="center"/>
+                    <w:jc w:val="center"/>
+                  </w:pPr>
+                  <w:r>
+                    <w:t xml:space="preserve">Rødjord</w:t>
+                  </w:r>
+                </w:p>
+              </w:tc>
+            </w:tr>
+            <w:tr>
+              <w:trPr>
+                <w:cantSplit/>
+              </w:trPr>
+              <w:tc>
+                <w:tcPr/>
+                <w:p>
+                  <w:pPr>
+                    <w:pStyle w:val="Compact"/>
+                    <w:keepNext/>
+                    <w:jc w:val="left"/>
+                    <w:jc w:val="center"/>
+                  </w:pPr>
+                  <w:r>
+                    <w:t xml:space="preserve">10</w:t>
+                  </w:r>
+                </w:p>
+              </w:tc>
+              <w:tc>
+                <w:tcPr/>
+                <w:p>
+                  <w:pPr>
+                    <w:pStyle w:val="Compact"/>
+                    <w:keepNext/>
+                  </w:pPr>
+                </w:p>
+              </w:tc>
+              <w:tc>
+                <w:tcPr/>
+                <w:p>
+                  <w:pPr>
+                    <w:pStyle w:val="Compact"/>
+                    <w:keepNext/>
+                  </w:pPr>
+                </w:p>
+              </w:tc>
+              <w:tc>
+                <w:tcPr/>
+                <w:p>
+                  <w:pPr>
+                    <w:pStyle w:val="Compact"/>
+                    <w:keepNext/>
+                  </w:pPr>
+                </w:p>
+              </w:tc>
+              <w:tc>
+                <w:tcPr/>
+                <w:p>
+                  <w:pPr>
+                    <w:pStyle w:val="Compact"/>
+                    <w:keepNext/>
+                  </w:pPr>
+                </w:p>
+              </w:tc>
+            </w:tr>
+            <w:tr>
+              <w:trPr>
+                <w:cantSplit/>
+              </w:trPr>
+              <w:tc>
+                <w:tcPr/>
+                <w:p>
+                  <w:pPr>
+                    <w:pStyle w:val="Compact"/>
+                    <w:keepNext/>
+                    <w:jc w:val="left"/>
+                    <w:jc w:val="center"/>
+                  </w:pPr>
+                  <w:r>
+                    <w:t xml:space="preserve">20</w:t>
+                  </w:r>
+                </w:p>
+              </w:tc>
+              <w:tc>
+                <w:tcPr/>
+                <w:p>
+                  <w:pPr>
+                    <w:pStyle w:val="Compact"/>
+                    <w:keepNext/>
+                  </w:pPr>
+                </w:p>
+              </w:tc>
+              <w:tc>
+                <w:tcPr/>
+                <w:p>
+                  <w:pPr>
+                    <w:pStyle w:val="Compact"/>
+                    <w:keepNext/>
+                  </w:pPr>
+                </w:p>
+              </w:tc>
+              <w:tc>
+                <w:tcPr/>
+                <w:p>
+                  <w:pPr>
+                    <w:pStyle w:val="Compact"/>
+                    <w:keepNext/>
+                  </w:pPr>
+                </w:p>
+              </w:tc>
+              <w:tc>
+                <w:tcPr/>
+                <w:p>
+                  <w:pPr>
+                    <w:pStyle w:val="Compact"/>
+                    <w:keepNext/>
+                  </w:pPr>
+                </w:p>
+              </w:tc>
+            </w:tr>
+            <w:tr>
+              <w:trPr>
+                <w:cantSplit/>
+              </w:trPr>
+              <w:tc>
+                <w:tcPr/>
+                <w:p>
+                  <w:pPr>
+                    <w:pStyle w:val="Compact"/>
+                    <w:keepNext/>
+                    <w:jc w:val="left"/>
+                    <w:jc w:val="center"/>
+                  </w:pPr>
+                  <w:r>
+                    <w:t xml:space="preserve">30</w:t>
+                  </w:r>
+                </w:p>
+              </w:tc>
+              <w:tc>
+                <w:tcPr/>
+                <w:p>
+                  <w:pPr>
+                    <w:pStyle w:val="Compact"/>
+                    <w:keepNext/>
+                  </w:pPr>
+                </w:p>
+              </w:tc>
+              <w:tc>
+                <w:tcPr/>
+                <w:p>
+                  <w:pPr>
+                    <w:pStyle w:val="Compact"/>
+                    <w:keepNext/>
+                  </w:pPr>
+                </w:p>
+              </w:tc>
+              <w:tc>
+                <w:tcPr/>
+                <w:p>
+                  <w:pPr>
+                    <w:pStyle w:val="Compact"/>
+                    <w:keepNext/>
+                  </w:pPr>
+                </w:p>
+              </w:tc>
+              <w:tc>
+                <w:tcPr/>
+                <w:p>
+                  <w:pPr>
+                    <w:pStyle w:val="Compact"/>
+                    <w:keepNext/>
+                  </w:pPr>
+                </w:p>
+              </w:tc>
+            </w:tr>
+            <w:tr>
+              <w:trPr>
+                <w:cantSplit/>
+              </w:trPr>
+              <w:tc>
+                <w:tcPr/>
+                <w:p>
+                  <w:pPr>
+                    <w:pStyle w:val="Compact"/>
+                    <w:keepNext/>
+                    <w:jc w:val="left"/>
+                    <w:jc w:val="center"/>
+                  </w:pPr>
+                  <w:r>
+                    <w:t xml:space="preserve">40</w:t>
+                  </w:r>
+                </w:p>
+              </w:tc>
+              <w:tc>
+                <w:tcPr/>
+                <w:p>
+                  <w:pPr>
+                    <w:pStyle w:val="Compact"/>
+                    <w:keepNext/>
+                  </w:pPr>
+                </w:p>
+              </w:tc>
+              <w:tc>
+                <w:tcPr/>
+                <w:p>
+                  <w:pPr>
+                    <w:pStyle w:val="Compact"/>
+                    <w:keepNext/>
+                  </w:pPr>
+                </w:p>
+              </w:tc>
+              <w:tc>
+                <w:tcPr/>
+                <w:p>
+                  <w:pPr>
+                    <w:pStyle w:val="Compact"/>
+                    <w:keepNext/>
+                  </w:pPr>
+                </w:p>
+              </w:tc>
+              <w:tc>
+                <w:tcPr/>
+                <w:p>
+                  <w:pPr>
+                    <w:pStyle w:val="Compact"/>
+                    <w:keepNext/>
+                  </w:pPr>
+                </w:p>
+              </w:tc>
+            </w:tr>
+            <w:tr>
+              <w:trPr>
+                <w:cantSplit/>
+              </w:trPr>
+              <w:tc>
+                <w:tcPr/>
+                <w:p>
+                  <w:pPr>
+                    <w:pStyle w:val="Compact"/>
+                    <w:keepNext/>
+                    <w:jc w:val="left"/>
+                    <w:jc w:val="center"/>
+                  </w:pPr>
+                  <w:r>
+                    <w:t xml:space="preserve">50</w:t>
+                  </w:r>
+                </w:p>
+              </w:tc>
+              <w:tc>
+                <w:tcPr/>
+                <w:p>
+                  <w:pPr>
+                    <w:pStyle w:val="Compact"/>
+                    <w:keepNext/>
+                  </w:pPr>
+                </w:p>
+              </w:tc>
+              <w:tc>
+                <w:tcPr/>
+                <w:p>
+                  <w:pPr>
+                    <w:pStyle w:val="Compact"/>
+                    <w:keepNext/>
+                  </w:pPr>
+                </w:p>
+              </w:tc>
+              <w:tc>
+                <w:tcPr/>
+                <w:p>
+                  <w:pPr>
+                    <w:pStyle w:val="Compact"/>
+                    <w:keepNext/>
+                  </w:pPr>
+                </w:p>
+              </w:tc>
+              <w:tc>
+                <w:tcPr/>
+                <w:p>
+                  <w:pPr>
+                    <w:pStyle w:val="Compact"/>
+                    <w:keepNext/>
+                  </w:pPr>
+                </w:p>
+              </w:tc>
+            </w:tr>
+            <w:tr>
+              <w:trPr>
+                <w:cantSplit/>
+              </w:trPr>
+              <w:tc>
+                <w:tcPr/>
+                <w:p>
+                  <w:pPr>
+                    <w:pStyle w:val="Compact"/>
+                    <w:keepNext/>
+                    <w:jc w:val="left"/>
+                    <w:jc w:val="center"/>
+                  </w:pPr>
+                  <w:r>
+                    <w:t xml:space="preserve">60</w:t>
+                  </w:r>
+                </w:p>
+              </w:tc>
+              <w:tc>
+                <w:tcPr/>
+                <w:p>
+                  <w:pPr>
+                    <w:pStyle w:val="Compact"/>
+                    <w:keepNext/>
+                  </w:pPr>
+                </w:p>
+              </w:tc>
+              <w:tc>
+                <w:tcPr/>
+                <w:p>
+                  <w:pPr>
+                    <w:pStyle w:val="Compact"/>
+                    <w:keepNext/>
+                  </w:pPr>
+                </w:p>
+              </w:tc>
+              <w:tc>
+                <w:tcPr/>
+                <w:p>
+                  <w:pPr>
+                    <w:pStyle w:val="Compact"/>
+                    <w:keepNext/>
+                  </w:pPr>
+                </w:p>
+              </w:tc>
+              <w:tc>
+                <w:tcPr/>
+                <w:p>
+                  <w:pPr>
+                    <w:pStyle w:val="Compact"/>
+                    <w:keepNext/>
+                  </w:pPr>
+                </w:p>
+              </w:tc>
+            </w:tr>
+            <w:tr>
+              <w:trPr>
+                <w:cantSplit/>
+              </w:trPr>
+              <w:tc>
+                <w:tcPr/>
+                <w:p>
+                  <w:pPr>
+                    <w:pStyle w:val="Compact"/>
+                    <w:jc w:val="left"/>
+                    <w:jc w:val="center"/>
+                  </w:pPr>
+                  <w:r>
+                    <w:t xml:space="preserve">Slut</w:t>
+                  </w:r>
+                </w:p>
+              </w:tc>
+              <w:tc>
+                <w:tcPr/>
+                <w:p>
+                  <w:pPr>
+                    <w:pStyle w:val="Compact"/>
+                  </w:pPr>
+                </w:p>
+              </w:tc>
+              <w:tc>
+                <w:tcPr/>
+                <w:p>
+                  <w:pPr>
+                    <w:pStyle w:val="Compact"/>
+                  </w:pPr>
+                </w:p>
+              </w:tc>
+              <w:tc>
+                <w:tcPr/>
+                <w:p>
+                  <w:pPr>
+                    <w:pStyle w:val="Compact"/>
+                  </w:pPr>
+                </w:p>
+              </w:tc>
+              <w:tc>
+                <w:tcPr/>
+                <w:p>
+                  <w:pPr>
+                    <w:pStyle w:val="Compact"/>
+                  </w:pPr>
+                </w:p>
+              </w:tc>
+            </w:tr>
+          </w:tbl>
+          <w:bookmarkEnd w:id="31"/>
+          <w:p/>
         </w:tc>
       </w:tr>
     </w:tbl>
-    <w:bookmarkEnd w:id="30"/>
-    <w:bookmarkStart w:id="31" w:name="porøsitet"/>
+    <w:bookmarkEnd w:id="32"/>
+    <w:bookmarkStart w:id="34" w:name="porøsitet"/>
     <w:p>
       <w:pPr>
         <w:pStyle w:val="Heading3"/>
       </w:pPr>
       <w:r>
         <w:t xml:space="preserve">Porøsitet</w:t>
-      </w:r>
-    </w:p>
-    <w:p>
-      <w:pPr>
-        <w:pStyle w:val="TableCaption"/>
-      </w:pPr>
-      <w:r>
-        <w:t xml:space="preserve">Målt volumen af klart vand oven på det bundfældede sediment for hver jordtype.</w:t>
       </w:r>
     </w:p>
     <w:tbl>
       <w:tblPr>
         <w:tblStyle w:val="Table"/>
-        <w:tblW w:type="auto" w:w="0"/>
-        <w:tblLook w:firstRow="1" w:lastRow="0" w:firstColumn="0" w:lastColumn="0" w:noHBand="0" w:noVBand="0" w:val="0020"/>
-        <w:tblCaption w:val="Målt volumen af klart vand oven på det bundfældede sediment for hver jordtype."/>
+        <w:tblW w:type="pct" w:w="5000"/>
+        <w:tblLayout w:type="fixed"/>
+        <w:tblLook w:firstRow="0" w:lastRow="0" w:firstColumn="0" w:lastColumn="0" w:noHBand="0" w:noVBand="0" w:val="0000"/>
       </w:tblPr>
       <w:tblGrid>
-        <w:gridCol w:w="1584"/>
-        <w:gridCol w:w="1584"/>
-        <w:gridCol w:w="1584"/>
-        <w:gridCol w:w="1584"/>
-        <w:gridCol w:w="1584"/>
+        <w:gridCol w:w="7920"/>
       </w:tblGrid>
       <w:tr>
-        <w:trPr>
-          <w:cantSplit/>
-          <w:tblHeader w:val="on"/>
-        </w:trPr>
         <w:tc>
           <w:tcPr/>
+          <w:bookmarkStart w:id="33" w:name="tbl-3"/>
           <w:p>
             <w:pPr>
-              <w:pStyle w:val="Compact"/>
-              <w:keepNext/>
-            </w:pPr>
-          </w:p>
-        </w:tc>
-        <w:tc>
-          <w:tcPr/>
-          <w:p>
-            <w:pPr>
-              <w:pStyle w:val="Compact"/>
-              <w:keepNext/>
               <w:jc w:val="center"/>
             </w:pPr>
+            <w:pPr>
+              <w:jc w:val="left"/>
+              <w:spacing w:before="200"/>
+              <w:pStyle w:val="ImageCaption"/>
+            </w:pPr>
             <w:r>
-              <w:t xml:space="preserve">Sand</w:t>
+              <w:t xml:space="preserve">Tabel 3: Målt volumen af klart vand oven på det bundfældede sediment for hver jordtype.</w:t>
             </w:r>
           </w:p>
-        </w:tc>
-        <w:tc>
-          <w:tcPr/>
-          <w:p>
-            <w:pPr>
-              <w:pStyle w:val="Compact"/>
-              <w:keepNext/>
-              <w:jc w:val="center"/>
-            </w:pPr>
-            <w:r>
-              <w:t xml:space="preserve">Podsoljord</w:t>
-            </w:r>
-          </w:p>
-        </w:tc>
-        <w:tc>
-          <w:tcPr/>
-          <w:p>
-            <w:pPr>
-              <w:pStyle w:val="Compact"/>
-              <w:keepNext/>
-              <w:jc w:val="center"/>
-            </w:pPr>
-            <w:r>
-              <w:t xml:space="preserve">Brunjord</w:t>
-            </w:r>
-          </w:p>
-        </w:tc>
-        <w:tc>
-          <w:tcPr/>
-          <w:p>
-            <w:pPr>
-              <w:pStyle w:val="Compact"/>
-              <w:keepNext/>
-              <w:jc w:val="center"/>
-            </w:pPr>
-            <w:r>
-              <w:t xml:space="preserve">Rødjord</w:t>
-            </w:r>
-          </w:p>
-        </w:tc>
-      </w:tr>
-      <w:tr>
-        <w:trPr>
-          <w:cantSplit/>
-        </w:trPr>
-        <w:tc>
-          <w:tcPr/>
-          <w:p>
-            <w:pPr>
-              <w:pStyle w:val="Compact"/>
-              <w:jc w:val="left"/>
-            </w:pPr>
-            <w:r>
-              <w:t xml:space="preserve">Volumen klart vand efter 30 min. (mL)</w:t>
-            </w:r>
-          </w:p>
-        </w:tc>
-        <w:tc>
-          <w:tcPr/>
-          <w:p>
-            <w:pPr>
-              <w:pStyle w:val="Compact"/>
-            </w:pPr>
-          </w:p>
-        </w:tc>
-        <w:tc>
-          <w:tcPr/>
-          <w:p>
-            <w:pPr>
-              <w:pStyle w:val="Compact"/>
-            </w:pPr>
-          </w:p>
-        </w:tc>
-        <w:tc>
-          <w:tcPr/>
-          <w:p>
-            <w:pPr>
-              <w:pStyle w:val="Compact"/>
-            </w:pPr>
-          </w:p>
-        </w:tc>
-        <w:tc>
-          <w:tcPr/>
-          <w:p>
-            <w:pPr>
-              <w:pStyle w:val="Compact"/>
-            </w:pPr>
-          </w:p>
+          <w:tbl>
+            <w:tblPr>
+              <w:tblStyle w:val="Table"/>
+              <w:tblW w:type="auto" w:w="0"/>
+              <w:tblLook w:firstRow="1" w:lastRow="0" w:firstColumn="0" w:lastColumn="0" w:noHBand="0" w:noVBand="0" w:val="0020"/>
+            </w:tblPr>
+            <w:tblGrid>
+              <w:gridCol w:w="1584"/>
+              <w:gridCol w:w="1584"/>
+              <w:gridCol w:w="1584"/>
+              <w:gridCol w:w="1584"/>
+              <w:gridCol w:w="1584"/>
+            </w:tblGrid>
+            <w:tr>
+              <w:trPr>
+                <w:cantSplit/>
+                <w:tblHeader w:val="on"/>
+              </w:trPr>
+              <w:tc>
+                <w:tcPr/>
+                <w:p>
+                  <w:pPr>
+                    <w:pStyle w:val="Compact"/>
+                    <w:keepNext/>
+                  </w:pPr>
+                </w:p>
+              </w:tc>
+              <w:tc>
+                <w:tcPr/>
+                <w:p>
+                  <w:pPr>
+                    <w:pStyle w:val="Compact"/>
+                    <w:keepNext/>
+                    <w:jc w:val="center"/>
+                    <w:jc w:val="center"/>
+                  </w:pPr>
+                  <w:r>
+                    <w:t xml:space="preserve">Sand</w:t>
+                  </w:r>
+                </w:p>
+              </w:tc>
+              <w:tc>
+                <w:tcPr/>
+                <w:p>
+                  <w:pPr>
+                    <w:pStyle w:val="Compact"/>
+                    <w:keepNext/>
+                    <w:jc w:val="center"/>
+                    <w:jc w:val="center"/>
+                  </w:pPr>
+                  <w:r>
+                    <w:t xml:space="preserve">Podsoljord</w:t>
+                  </w:r>
+                </w:p>
+              </w:tc>
+              <w:tc>
+                <w:tcPr/>
+                <w:p>
+                  <w:pPr>
+                    <w:pStyle w:val="Compact"/>
+                    <w:keepNext/>
+                    <w:jc w:val="center"/>
+                    <w:jc w:val="center"/>
+                  </w:pPr>
+                  <w:r>
+                    <w:t xml:space="preserve">Brunjord</w:t>
+                  </w:r>
+                </w:p>
+              </w:tc>
+              <w:tc>
+                <w:tcPr/>
+                <w:p>
+                  <w:pPr>
+                    <w:pStyle w:val="Compact"/>
+                    <w:keepNext/>
+                    <w:jc w:val="center"/>
+                    <w:jc w:val="center"/>
+                  </w:pPr>
+                  <w:r>
+                    <w:t xml:space="preserve">Rødjord</w:t>
+                  </w:r>
+                </w:p>
+              </w:tc>
+            </w:tr>
+            <w:tr>
+              <w:trPr>
+                <w:cantSplit/>
+              </w:trPr>
+              <w:tc>
+                <w:tcPr/>
+                <w:p>
+                  <w:pPr>
+                    <w:pStyle w:val="Compact"/>
+                    <w:jc w:val="left"/>
+                    <w:jc w:val="center"/>
+                  </w:pPr>
+                  <w:r>
+                    <w:t xml:space="preserve">Volumen klart vand efter 30 min. (mL)</w:t>
+                  </w:r>
+                </w:p>
+              </w:tc>
+              <w:tc>
+                <w:tcPr/>
+                <w:p>
+                  <w:pPr>
+                    <w:pStyle w:val="Compact"/>
+                  </w:pPr>
+                </w:p>
+              </w:tc>
+              <w:tc>
+                <w:tcPr/>
+                <w:p>
+                  <w:pPr>
+                    <w:pStyle w:val="Compact"/>
+                  </w:pPr>
+                </w:p>
+              </w:tc>
+              <w:tc>
+                <w:tcPr/>
+                <w:p>
+                  <w:pPr>
+                    <w:pStyle w:val="Compact"/>
+                  </w:pPr>
+                </w:p>
+              </w:tc>
+              <w:tc>
+                <w:tcPr/>
+                <w:p>
+                  <w:pPr>
+                    <w:pStyle w:val="Compact"/>
+                  </w:pPr>
+                </w:p>
+              </w:tc>
+            </w:tr>
+          </w:tbl>
+          <w:bookmarkEnd w:id="33"/>
+          <w:p/>
         </w:tc>
       </w:tr>
     </w:tbl>
-    <w:bookmarkEnd w:id="31"/>
-    <w:bookmarkEnd w:id="32"/>
-    <w:bookmarkStart w:id="36" w:name="resultatbehandling"/>
+    <w:bookmarkEnd w:id="34"/>
+    <w:bookmarkEnd w:id="35"/>
+    <w:bookmarkStart w:id="41" w:name="resultatbehandling"/>
     <w:p>
       <w:pPr>
         <w:pStyle w:val="Heading2"/>
@@ -1450,7 +1542,7 @@
         <w:t xml:space="preserve">Resultatbehandling</w:t>
       </w:r>
     </w:p>
-    <w:bookmarkStart w:id="33" w:name="opgave-1-databehandling-af-fase-1"/>
+    <w:bookmarkStart w:id="36" w:name="opgave-1-databehandling-af-fase-1"/>
     <w:p>
       <w:pPr>
         <w:pStyle w:val="Heading3"/>
@@ -1467,8 +1559,8 @@
         <w:t xml:space="preserve">Indsæt målingerne fra fase 1 i et regneark, og lav et (x,y)-plot med tiden ud ad x-aksen og den opsamlede vandmængde op ad y-aksen. Tegn alle fire jordtyper i samme koordinatsystem, så kurverne kan sammenlignes.</w:t>
       </w:r>
     </w:p>
-    <w:bookmarkEnd w:id="33"/>
-    <w:bookmarkStart w:id="34" w:name="opgave-2-beregn-porøsiteten"/>
+    <w:bookmarkEnd w:id="36"/>
+    <w:bookmarkStart w:id="38" w:name="opgave-2-beregn-porøsiteten"/>
     <w:p>
       <w:pPr>
         <w:pStyle w:val="Heading3"/>
@@ -1550,201 +1642,230 @@
         <w:t xml:space="preserve">Totalvolumenet er de 50 mL sediment, I startede med. Porevolumenet er den plads, vandet nu optager nede mellem kornene.</w:t>
       </w:r>
     </w:p>
-    <w:p>
-      <w:pPr>
-        <w:pStyle w:val="TableCaption"/>
-      </w:pPr>
-      <w:r>
-        <w:t xml:space="preserve">Beregnet porøsitet for hver af de fire jordtyper.</w:t>
-      </w:r>
-    </w:p>
     <w:tbl>
       <w:tblPr>
         <w:tblStyle w:val="Table"/>
-        <w:tblW w:type="auto" w:w="0"/>
-        <w:tblLook w:firstRow="1" w:lastRow="0" w:firstColumn="0" w:lastColumn="0" w:noHBand="0" w:noVBand="0" w:val="0020"/>
-        <w:tblCaption w:val="Beregnet porøsitet for hver af de fire jordtyper."/>
+        <w:tblW w:type="pct" w:w="5000"/>
+        <w:tblLayout w:type="fixed"/>
+        <w:tblLook w:firstRow="0" w:lastRow="0" w:firstColumn="0" w:lastColumn="0" w:noHBand="0" w:noVBand="0" w:val="0000"/>
       </w:tblPr>
       <w:tblGrid>
-        <w:gridCol w:w="1584"/>
-        <w:gridCol w:w="1584"/>
-        <w:gridCol w:w="1584"/>
-        <w:gridCol w:w="1584"/>
-        <w:gridCol w:w="1584"/>
+        <w:gridCol w:w="7920"/>
       </w:tblGrid>
       <w:tr>
-        <w:trPr>
-          <w:cantSplit/>
-          <w:tblHeader w:val="on"/>
-        </w:trPr>
         <w:tc>
           <w:tcPr/>
+          <w:bookmarkStart w:id="37" w:name="tbl-4"/>
           <w:p>
             <w:pPr>
-              <w:pStyle w:val="Compact"/>
-              <w:keepNext/>
-            </w:pPr>
-          </w:p>
-        </w:tc>
-        <w:tc>
-          <w:tcPr/>
-          <w:p>
-            <w:pPr>
-              <w:pStyle w:val="Compact"/>
-              <w:keepNext/>
               <w:jc w:val="center"/>
             </w:pPr>
+            <w:pPr>
+              <w:jc w:val="left"/>
+              <w:spacing w:before="200"/>
+              <w:pStyle w:val="ImageCaption"/>
+            </w:pPr>
             <w:r>
-              <w:t xml:space="preserve">Sand</w:t>
+              <w:t xml:space="preserve">Tabel 4: Beregnet porøsitet for hver af de fire jordtyper.</w:t>
             </w:r>
           </w:p>
-        </w:tc>
-        <w:tc>
-          <w:tcPr/>
-          <w:p>
-            <w:pPr>
-              <w:pStyle w:val="Compact"/>
-              <w:keepNext/>
-              <w:jc w:val="center"/>
-            </w:pPr>
-            <w:r>
-              <w:t xml:space="preserve">Podsoljord</w:t>
-            </w:r>
-          </w:p>
-        </w:tc>
-        <w:tc>
-          <w:tcPr/>
-          <w:p>
-            <w:pPr>
-              <w:pStyle w:val="Compact"/>
-              <w:keepNext/>
-              <w:jc w:val="center"/>
-            </w:pPr>
-            <w:r>
-              <w:t xml:space="preserve">Brunjord</w:t>
-            </w:r>
-          </w:p>
-        </w:tc>
-        <w:tc>
-          <w:tcPr/>
-          <w:p>
-            <w:pPr>
-              <w:pStyle w:val="Compact"/>
-              <w:keepNext/>
-              <w:jc w:val="center"/>
-            </w:pPr>
-            <w:r>
-              <w:t xml:space="preserve">Rødjord</w:t>
-            </w:r>
-          </w:p>
-        </w:tc>
-      </w:tr>
-      <w:tr>
-        <w:trPr>
-          <w:cantSplit/>
-        </w:trPr>
-        <w:tc>
-          <w:tcPr/>
-          <w:p>
-            <w:pPr>
-              <w:pStyle w:val="Compact"/>
-              <w:keepNext/>
-              <w:jc w:val="left"/>
-            </w:pPr>
-            <w:r>
-              <w:t xml:space="preserve">Porevolumen (mL)</w:t>
-            </w:r>
-          </w:p>
-        </w:tc>
-        <w:tc>
-          <w:tcPr/>
-          <w:p>
-            <w:pPr>
-              <w:pStyle w:val="Compact"/>
-              <w:keepNext/>
-            </w:pPr>
-          </w:p>
-        </w:tc>
-        <w:tc>
-          <w:tcPr/>
-          <w:p>
-            <w:pPr>
-              <w:pStyle w:val="Compact"/>
-              <w:keepNext/>
-            </w:pPr>
-          </w:p>
-        </w:tc>
-        <w:tc>
-          <w:tcPr/>
-          <w:p>
-            <w:pPr>
-              <w:pStyle w:val="Compact"/>
-              <w:keepNext/>
-            </w:pPr>
-          </w:p>
-        </w:tc>
-        <w:tc>
-          <w:tcPr/>
-          <w:p>
-            <w:pPr>
-              <w:pStyle w:val="Compact"/>
-              <w:keepNext/>
-            </w:pPr>
-          </w:p>
-        </w:tc>
-      </w:tr>
-      <w:tr>
-        <w:trPr>
-          <w:cantSplit/>
-        </w:trPr>
-        <w:tc>
-          <w:tcPr/>
-          <w:p>
-            <w:pPr>
-              <w:pStyle w:val="Compact"/>
-              <w:jc w:val="left"/>
-            </w:pPr>
-            <w:r>
-              <w:t xml:space="preserve">Porøsitet (%)</w:t>
-            </w:r>
-          </w:p>
-        </w:tc>
-        <w:tc>
-          <w:tcPr/>
-          <w:p>
-            <w:pPr>
-              <w:pStyle w:val="Compact"/>
-            </w:pPr>
-          </w:p>
-        </w:tc>
-        <w:tc>
-          <w:tcPr/>
-          <w:p>
-            <w:pPr>
-              <w:pStyle w:val="Compact"/>
-            </w:pPr>
-          </w:p>
-        </w:tc>
-        <w:tc>
-          <w:tcPr/>
-          <w:p>
-            <w:pPr>
-              <w:pStyle w:val="Compact"/>
-            </w:pPr>
-          </w:p>
-        </w:tc>
-        <w:tc>
-          <w:tcPr/>
-          <w:p>
-            <w:pPr>
-              <w:pStyle w:val="Compact"/>
-            </w:pPr>
-          </w:p>
+          <w:tbl>
+            <w:tblPr>
+              <w:tblStyle w:val="Table"/>
+              <w:tblW w:type="auto" w:w="0"/>
+              <w:tblLook w:firstRow="1" w:lastRow="0" w:firstColumn="0" w:lastColumn="0" w:noHBand="0" w:noVBand="0" w:val="0020"/>
+            </w:tblPr>
+            <w:tblGrid>
+              <w:gridCol w:w="1584"/>
+              <w:gridCol w:w="1584"/>
+              <w:gridCol w:w="1584"/>
+              <w:gridCol w:w="1584"/>
+              <w:gridCol w:w="1584"/>
+            </w:tblGrid>
+            <w:tr>
+              <w:trPr>
+                <w:cantSplit/>
+                <w:tblHeader w:val="on"/>
+              </w:trPr>
+              <w:tc>
+                <w:tcPr/>
+                <w:p>
+                  <w:pPr>
+                    <w:pStyle w:val="Compact"/>
+                    <w:keepNext/>
+                  </w:pPr>
+                </w:p>
+              </w:tc>
+              <w:tc>
+                <w:tcPr/>
+                <w:p>
+                  <w:pPr>
+                    <w:pStyle w:val="Compact"/>
+                    <w:keepNext/>
+                    <w:jc w:val="center"/>
+                    <w:jc w:val="center"/>
+                  </w:pPr>
+                  <w:r>
+                    <w:t xml:space="preserve">Sand</w:t>
+                  </w:r>
+                </w:p>
+              </w:tc>
+              <w:tc>
+                <w:tcPr/>
+                <w:p>
+                  <w:pPr>
+                    <w:pStyle w:val="Compact"/>
+                    <w:keepNext/>
+                    <w:jc w:val="center"/>
+                    <w:jc w:val="center"/>
+                  </w:pPr>
+                  <w:r>
+                    <w:t xml:space="preserve">Podsoljord</w:t>
+                  </w:r>
+                </w:p>
+              </w:tc>
+              <w:tc>
+                <w:tcPr/>
+                <w:p>
+                  <w:pPr>
+                    <w:pStyle w:val="Compact"/>
+                    <w:keepNext/>
+                    <w:jc w:val="center"/>
+                    <w:jc w:val="center"/>
+                  </w:pPr>
+                  <w:r>
+                    <w:t xml:space="preserve">Brunjord</w:t>
+                  </w:r>
+                </w:p>
+              </w:tc>
+              <w:tc>
+                <w:tcPr/>
+                <w:p>
+                  <w:pPr>
+                    <w:pStyle w:val="Compact"/>
+                    <w:keepNext/>
+                    <w:jc w:val="center"/>
+                    <w:jc w:val="center"/>
+                  </w:pPr>
+                  <w:r>
+                    <w:t xml:space="preserve">Rødjord</w:t>
+                  </w:r>
+                </w:p>
+              </w:tc>
+            </w:tr>
+            <w:tr>
+              <w:trPr>
+                <w:cantSplit/>
+              </w:trPr>
+              <w:tc>
+                <w:tcPr/>
+                <w:p>
+                  <w:pPr>
+                    <w:pStyle w:val="Compact"/>
+                    <w:keepNext/>
+                    <w:jc w:val="left"/>
+                    <w:jc w:val="center"/>
+                  </w:pPr>
+                  <w:r>
+                    <w:t xml:space="preserve">Porevolumen (mL)</w:t>
+                  </w:r>
+                </w:p>
+              </w:tc>
+              <w:tc>
+                <w:tcPr/>
+                <w:p>
+                  <w:pPr>
+                    <w:pStyle w:val="Compact"/>
+                    <w:keepNext/>
+                  </w:pPr>
+                </w:p>
+              </w:tc>
+              <w:tc>
+                <w:tcPr/>
+                <w:p>
+                  <w:pPr>
+                    <w:pStyle w:val="Compact"/>
+                    <w:keepNext/>
+                  </w:pPr>
+                </w:p>
+              </w:tc>
+              <w:tc>
+                <w:tcPr/>
+                <w:p>
+                  <w:pPr>
+                    <w:pStyle w:val="Compact"/>
+                    <w:keepNext/>
+                  </w:pPr>
+                </w:p>
+              </w:tc>
+              <w:tc>
+                <w:tcPr/>
+                <w:p>
+                  <w:pPr>
+                    <w:pStyle w:val="Compact"/>
+                    <w:keepNext/>
+                  </w:pPr>
+                </w:p>
+              </w:tc>
+            </w:tr>
+            <w:tr>
+              <w:trPr>
+                <w:cantSplit/>
+              </w:trPr>
+              <w:tc>
+                <w:tcPr/>
+                <w:p>
+                  <w:pPr>
+                    <w:pStyle w:val="Compact"/>
+                    <w:jc w:val="left"/>
+                    <w:jc w:val="center"/>
+                  </w:pPr>
+                  <w:r>
+                    <w:t xml:space="preserve">Porøsitet (%)</w:t>
+                  </w:r>
+                </w:p>
+              </w:tc>
+              <w:tc>
+                <w:tcPr/>
+                <w:p>
+                  <w:pPr>
+                    <w:pStyle w:val="Compact"/>
+                  </w:pPr>
+                </w:p>
+              </w:tc>
+              <w:tc>
+                <w:tcPr/>
+                <w:p>
+                  <w:pPr>
+                    <w:pStyle w:val="Compact"/>
+                  </w:pPr>
+                </w:p>
+              </w:tc>
+              <w:tc>
+                <w:tcPr/>
+                <w:p>
+                  <w:pPr>
+                    <w:pStyle w:val="Compact"/>
+                  </w:pPr>
+                </w:p>
+              </w:tc>
+              <w:tc>
+                <w:tcPr/>
+                <w:p>
+                  <w:pPr>
+                    <w:pStyle w:val="Compact"/>
+                  </w:pPr>
+                </w:p>
+              </w:tc>
+            </w:tr>
+          </w:tbl>
+          <w:bookmarkEnd w:id="37"/>
+          <w:p/>
         </w:tc>
       </w:tr>
     </w:tbl>
-    <w:bookmarkEnd w:id="34"/>
-    <w:bookmarkStart w:id="35" w:name="opgave-3-markkapacitet"/>
+    <w:bookmarkEnd w:id="38"/>
+    <w:bookmarkStart w:id="40" w:name="opgave-3-markkapacitet"/>
     <w:p>
       <w:pPr>
         <w:pStyle w:val="Heading3"/>
@@ -1759,204 +1880,233 @@
       </w:pPr>
       <w:r>
         <w:t xml:space="preserve">Hvor meget vand blev holdt tilbage i prøverne i fase 1? Beregn forskellen mellem de 100 mL, I hældte på, og den mængde, der løb igennem.</w:t>
-      </w:r>
-    </w:p>
-    <w:p>
-      <w:pPr>
-        <w:pStyle w:val="TableCaption"/>
-      </w:pPr>
-      <w:r>
-        <w:t xml:space="preserve">Markkapacitet beregnet som 100 mL minus den gennemløbne vandmængde.</w:t>
       </w:r>
     </w:p>
     <w:tbl>
       <w:tblPr>
         <w:tblStyle w:val="Table"/>
-        <w:tblW w:type="auto" w:w="0"/>
-        <w:tblLook w:firstRow="1" w:lastRow="0" w:firstColumn="0" w:lastColumn="0" w:noHBand="0" w:noVBand="0" w:val="0020"/>
-        <w:tblCaption w:val="Markkapacitet beregnet som 100 mL minus den gennemløbne vandmængde."/>
+        <w:tblW w:type="pct" w:w="5000"/>
+        <w:tblLayout w:type="fixed"/>
+        <w:tblLook w:firstRow="0" w:lastRow="0" w:firstColumn="0" w:lastColumn="0" w:noHBand="0" w:noVBand="0" w:val="0000"/>
       </w:tblPr>
       <w:tblGrid>
-        <w:gridCol w:w="1584"/>
-        <w:gridCol w:w="1584"/>
-        <w:gridCol w:w="1584"/>
-        <w:gridCol w:w="1584"/>
-        <w:gridCol w:w="1584"/>
+        <w:gridCol w:w="7920"/>
       </w:tblGrid>
       <w:tr>
-        <w:trPr>
-          <w:cantSplit/>
-          <w:tblHeader w:val="on"/>
-        </w:trPr>
         <w:tc>
           <w:tcPr/>
+          <w:bookmarkStart w:id="39" w:name="tbl-5"/>
           <w:p>
             <w:pPr>
-              <w:pStyle w:val="Compact"/>
-              <w:keepNext/>
-            </w:pPr>
-          </w:p>
-        </w:tc>
-        <w:tc>
-          <w:tcPr/>
-          <w:p>
-            <w:pPr>
-              <w:pStyle w:val="Compact"/>
-              <w:keepNext/>
               <w:jc w:val="center"/>
             </w:pPr>
+            <w:pPr>
+              <w:jc w:val="left"/>
+              <w:spacing w:before="200"/>
+              <w:pStyle w:val="ImageCaption"/>
+            </w:pPr>
             <w:r>
-              <w:t xml:space="preserve">Sand</w:t>
+              <w:t xml:space="preserve">Tabel 5: Markkapacitet beregnet som 100 mL minus den gennemløbne vandmængde.</w:t>
             </w:r>
           </w:p>
-        </w:tc>
-        <w:tc>
-          <w:tcPr/>
-          <w:p>
-            <w:pPr>
-              <w:pStyle w:val="Compact"/>
-              <w:keepNext/>
-              <w:jc w:val="center"/>
-            </w:pPr>
-            <w:r>
-              <w:t xml:space="preserve">Podsoljord</w:t>
-            </w:r>
-          </w:p>
-        </w:tc>
-        <w:tc>
-          <w:tcPr/>
-          <w:p>
-            <w:pPr>
-              <w:pStyle w:val="Compact"/>
-              <w:keepNext/>
-              <w:jc w:val="center"/>
-            </w:pPr>
-            <w:r>
-              <w:t xml:space="preserve">Brunjord</w:t>
-            </w:r>
-          </w:p>
-        </w:tc>
-        <w:tc>
-          <w:tcPr/>
-          <w:p>
-            <w:pPr>
-              <w:pStyle w:val="Compact"/>
-              <w:keepNext/>
-              <w:jc w:val="center"/>
-            </w:pPr>
-            <w:r>
-              <w:t xml:space="preserve">Rødjord</w:t>
-            </w:r>
-          </w:p>
-        </w:tc>
-      </w:tr>
-      <w:tr>
-        <w:trPr>
-          <w:cantSplit/>
-        </w:trPr>
-        <w:tc>
-          <w:tcPr/>
-          <w:p>
-            <w:pPr>
-              <w:pStyle w:val="Compact"/>
-              <w:keepNext/>
-              <w:jc w:val="left"/>
-            </w:pPr>
-            <w:r>
-              <w:t xml:space="preserve">Vand løbet igennem (mL)</w:t>
-            </w:r>
-          </w:p>
-        </w:tc>
-        <w:tc>
-          <w:tcPr/>
-          <w:p>
-            <w:pPr>
-              <w:pStyle w:val="Compact"/>
-              <w:keepNext/>
-            </w:pPr>
-          </w:p>
-        </w:tc>
-        <w:tc>
-          <w:tcPr/>
-          <w:p>
-            <w:pPr>
-              <w:pStyle w:val="Compact"/>
-              <w:keepNext/>
-            </w:pPr>
-          </w:p>
-        </w:tc>
-        <w:tc>
-          <w:tcPr/>
-          <w:p>
-            <w:pPr>
-              <w:pStyle w:val="Compact"/>
-              <w:keepNext/>
-            </w:pPr>
-          </w:p>
-        </w:tc>
-        <w:tc>
-          <w:tcPr/>
-          <w:p>
-            <w:pPr>
-              <w:pStyle w:val="Compact"/>
-              <w:keepNext/>
-            </w:pPr>
-          </w:p>
-        </w:tc>
-      </w:tr>
-      <w:tr>
-        <w:trPr>
-          <w:cantSplit/>
-        </w:trPr>
-        <w:tc>
-          <w:tcPr/>
-          <w:p>
-            <w:pPr>
-              <w:pStyle w:val="Compact"/>
-              <w:jc w:val="left"/>
-            </w:pPr>
-            <w:r>
-              <w:t xml:space="preserve">Vand tilbageholdt (mL)</w:t>
-            </w:r>
-          </w:p>
-        </w:tc>
-        <w:tc>
-          <w:tcPr/>
-          <w:p>
-            <w:pPr>
-              <w:pStyle w:val="Compact"/>
-            </w:pPr>
-          </w:p>
-        </w:tc>
-        <w:tc>
-          <w:tcPr/>
-          <w:p>
-            <w:pPr>
-              <w:pStyle w:val="Compact"/>
-            </w:pPr>
-          </w:p>
-        </w:tc>
-        <w:tc>
-          <w:tcPr/>
-          <w:p>
-            <w:pPr>
-              <w:pStyle w:val="Compact"/>
-            </w:pPr>
-          </w:p>
-        </w:tc>
-        <w:tc>
-          <w:tcPr/>
-          <w:p>
-            <w:pPr>
-              <w:pStyle w:val="Compact"/>
-            </w:pPr>
-          </w:p>
+          <w:tbl>
+            <w:tblPr>
+              <w:tblStyle w:val="Table"/>
+              <w:tblW w:type="auto" w:w="0"/>
+              <w:tblLook w:firstRow="1" w:lastRow="0" w:firstColumn="0" w:lastColumn="0" w:noHBand="0" w:noVBand="0" w:val="0020"/>
+            </w:tblPr>
+            <w:tblGrid>
+              <w:gridCol w:w="1584"/>
+              <w:gridCol w:w="1584"/>
+              <w:gridCol w:w="1584"/>
+              <w:gridCol w:w="1584"/>
+              <w:gridCol w:w="1584"/>
+            </w:tblGrid>
+            <w:tr>
+              <w:trPr>
+                <w:cantSplit/>
+                <w:tblHeader w:val="on"/>
+              </w:trPr>
+              <w:tc>
+                <w:tcPr/>
+                <w:p>
+                  <w:pPr>
+                    <w:pStyle w:val="Compact"/>
+                    <w:keepNext/>
+                  </w:pPr>
+                </w:p>
+              </w:tc>
+              <w:tc>
+                <w:tcPr/>
+                <w:p>
+                  <w:pPr>
+                    <w:pStyle w:val="Compact"/>
+                    <w:keepNext/>
+                    <w:jc w:val="center"/>
+                    <w:jc w:val="center"/>
+                  </w:pPr>
+                  <w:r>
+                    <w:t xml:space="preserve">Sand</w:t>
+                  </w:r>
+                </w:p>
+              </w:tc>
+              <w:tc>
+                <w:tcPr/>
+                <w:p>
+                  <w:pPr>
+                    <w:pStyle w:val="Compact"/>
+                    <w:keepNext/>
+                    <w:jc w:val="center"/>
+                    <w:jc w:val="center"/>
+                  </w:pPr>
+                  <w:r>
+                    <w:t xml:space="preserve">Podsoljord</w:t>
+                  </w:r>
+                </w:p>
+              </w:tc>
+              <w:tc>
+                <w:tcPr/>
+                <w:p>
+                  <w:pPr>
+                    <w:pStyle w:val="Compact"/>
+                    <w:keepNext/>
+                    <w:jc w:val="center"/>
+                    <w:jc w:val="center"/>
+                  </w:pPr>
+                  <w:r>
+                    <w:t xml:space="preserve">Brunjord</w:t>
+                  </w:r>
+                </w:p>
+              </w:tc>
+              <w:tc>
+                <w:tcPr/>
+                <w:p>
+                  <w:pPr>
+                    <w:pStyle w:val="Compact"/>
+                    <w:keepNext/>
+                    <w:jc w:val="center"/>
+                    <w:jc w:val="center"/>
+                  </w:pPr>
+                  <w:r>
+                    <w:t xml:space="preserve">Rødjord</w:t>
+                  </w:r>
+                </w:p>
+              </w:tc>
+            </w:tr>
+            <w:tr>
+              <w:trPr>
+                <w:cantSplit/>
+              </w:trPr>
+              <w:tc>
+                <w:tcPr/>
+                <w:p>
+                  <w:pPr>
+                    <w:pStyle w:val="Compact"/>
+                    <w:keepNext/>
+                    <w:jc w:val="left"/>
+                    <w:jc w:val="center"/>
+                  </w:pPr>
+                  <w:r>
+                    <w:t xml:space="preserve">Vand løbet igennem (mL)</w:t>
+                  </w:r>
+                </w:p>
+              </w:tc>
+              <w:tc>
+                <w:tcPr/>
+                <w:p>
+                  <w:pPr>
+                    <w:pStyle w:val="Compact"/>
+                    <w:keepNext/>
+                  </w:pPr>
+                </w:p>
+              </w:tc>
+              <w:tc>
+                <w:tcPr/>
+                <w:p>
+                  <w:pPr>
+                    <w:pStyle w:val="Compact"/>
+                    <w:keepNext/>
+                  </w:pPr>
+                </w:p>
+              </w:tc>
+              <w:tc>
+                <w:tcPr/>
+                <w:p>
+                  <w:pPr>
+                    <w:pStyle w:val="Compact"/>
+                    <w:keepNext/>
+                  </w:pPr>
+                </w:p>
+              </w:tc>
+              <w:tc>
+                <w:tcPr/>
+                <w:p>
+                  <w:pPr>
+                    <w:pStyle w:val="Compact"/>
+                    <w:keepNext/>
+                  </w:pPr>
+                </w:p>
+              </w:tc>
+            </w:tr>
+            <w:tr>
+              <w:trPr>
+                <w:cantSplit/>
+              </w:trPr>
+              <w:tc>
+                <w:tcPr/>
+                <w:p>
+                  <w:pPr>
+                    <w:pStyle w:val="Compact"/>
+                    <w:jc w:val="left"/>
+                    <w:jc w:val="center"/>
+                  </w:pPr>
+                  <w:r>
+                    <w:t xml:space="preserve">Vand tilbageholdt (mL)</w:t>
+                  </w:r>
+                </w:p>
+              </w:tc>
+              <w:tc>
+                <w:tcPr/>
+                <w:p>
+                  <w:pPr>
+                    <w:pStyle w:val="Compact"/>
+                  </w:pPr>
+                </w:p>
+              </w:tc>
+              <w:tc>
+                <w:tcPr/>
+                <w:p>
+                  <w:pPr>
+                    <w:pStyle w:val="Compact"/>
+                  </w:pPr>
+                </w:p>
+              </w:tc>
+              <w:tc>
+                <w:tcPr/>
+                <w:p>
+                  <w:pPr>
+                    <w:pStyle w:val="Compact"/>
+                  </w:pPr>
+                </w:p>
+              </w:tc>
+              <w:tc>
+                <w:tcPr/>
+                <w:p>
+                  <w:pPr>
+                    <w:pStyle w:val="Compact"/>
+                  </w:pPr>
+                </w:p>
+              </w:tc>
+            </w:tr>
+          </w:tbl>
+          <w:bookmarkEnd w:id="39"/>
+          <w:p/>
         </w:tc>
       </w:tr>
     </w:tbl>
-    <w:bookmarkEnd w:id="35"/>
-    <w:bookmarkEnd w:id="36"/>
-    <w:bookmarkStart w:id="37" w:name="diskussion-og-perspektivering"/>
+    <w:bookmarkEnd w:id="40"/>
+    <w:bookmarkEnd w:id="41"/>
+    <w:bookmarkStart w:id="42" w:name="diskussion-og-perspektivering"/>
     <w:p>
       <w:pPr>
         <w:pStyle w:val="Heading2"/>
@@ -2021,7 +2171,7 @@
         <w:t xml:space="preserve">Hvad kan resultaterne fortælle om grundvandsdannelsen i områder med forskellige sedimenttyper?</w:t>
       </w:r>
     </w:p>
-    <w:bookmarkEnd w:id="37"/>
+    <w:bookmarkEnd w:id="42"/>
     <w:sectPr>
       <w:headerReference r:id="rId7" w:type="default"/>
       <w:footerReference r:id="rId8" w:type="default"/>

--- a/Øvelser/Geografi/poroesitet-og-permeabilitet-med-opgaver/poroesitet-og-permeabilitet-med-opgaver.docx
+++ b/Øvelser/Geografi/poroesitet-og-permeabilitet-med-opgaver/poroesitet-og-permeabilitet-med-opgaver.docx
@@ -1533,13 +1533,13 @@
     </w:tbl>
     <w:bookmarkEnd w:id="34"/>
     <w:bookmarkEnd w:id="35"/>
-    <w:bookmarkStart w:id="41" w:name="resultatbehandling"/>
+    <w:bookmarkStart w:id="41" w:name="databehandling"/>
     <w:p>
       <w:pPr>
         <w:pStyle w:val="Heading2"/>
       </w:pPr>
       <w:r>
-        <w:t xml:space="preserve">Resultatbehandling</w:t>
+        <w:t xml:space="preserve">Databehandling</w:t>
       </w:r>
     </w:p>
     <w:bookmarkStart w:id="36" w:name="opgave-1-databehandling-af-fase-1"/>
@@ -2106,21 +2106,13 @@
     </w:tbl>
     <w:bookmarkEnd w:id="40"/>
     <w:bookmarkEnd w:id="41"/>
-    <w:bookmarkStart w:id="42" w:name="diskussion-og-perspektivering"/>
+    <w:bookmarkStart w:id="42" w:name="journalspørgsmål"/>
     <w:p>
       <w:pPr>
         <w:pStyle w:val="Heading2"/>
       </w:pPr>
       <w:r>
-        <w:t xml:space="preserve">Diskussion og perspektivering</w:t>
-      </w:r>
-    </w:p>
-    <w:p>
-      <w:pPr>
-        <w:pStyle w:val="FirstParagraph"/>
-      </w:pPr>
-      <w:r>
-        <w:t xml:space="preserve">Diskutér spørgsmålene i gruppen, og skriv svarene i journalen.</w:t>
+        <w:t xml:space="preserve">Journalspørgsmål</w:t>
       </w:r>
     </w:p>
     <w:p>
@@ -2132,7 +2124,7 @@
         </w:numPr>
       </w:pPr>
       <w:r>
-        <w:t xml:space="preserve">Hvad kan I på baggrund af resultaterne sige om de fire sedimentprøvers porøsitet og permeabilitet?</w:t>
+        <w:t xml:space="preserve">Hvad kan I på baggrund af resultaterne sige om de fire sedimentprøvers porøsitet og permeabilitet? Forklar forskellene ud fra kornstørrelse og sortering.</w:t>
       </w:r>
     </w:p>
     <w:p>
@@ -2144,7 +2136,7 @@
         </w:numPr>
       </w:pPr>
       <w:r>
-        <w:t xml:space="preserve">Diskutér resultaterne i forhold til, hvor hurtigt grundvandet dannes, og hvor stor risikoen er for, at grundvandet forurenes.</w:t>
+        <w:t xml:space="preserve">Er en høj porøsitet det samme som en høj permeabilitet? Brug jeres egne tal til at begrunde svaret.</w:t>
       </w:r>
     </w:p>
     <w:p>
@@ -2156,7 +2148,7 @@
         </w:numPr>
       </w:pPr>
       <w:r>
-        <w:t xml:space="preserve">Hvilke usikkerheder og fejlkilder er der i forsøget?</w:t>
+        <w:t xml:space="preserve">Diskutér resultaterne i forhold til, hvor hurtigt grundvandet dannes, og hvor stor risikoen er for, at grundvandet forurenes.</w:t>
       </w:r>
     </w:p>
     <w:p>
@@ -2168,7 +2160,54 @@
         </w:numPr>
       </w:pPr>
       <w:r>
-        <w:t xml:space="preserve">Hvad kan resultaterne fortælle om grundvandsdannelsen i områder med forskellige sedimenttyper?</w:t>
+        <w:t xml:space="preserve">Hvilken jordtype holder bedst på vandet (</w:t>
+      </w:r>
+      <w:hyperlink w:anchor="tbl-5">
+        <w:r>
+          <w:rPr>
+            <w:rStyle w:val="Hyperlink"/>
+          </w:rPr>
+          <w:t xml:space="preserve">Tabel 5</w:t>
+        </w:r>
+      </w:hyperlink>
+      <w:r>
+        <w:t xml:space="preserve">), og hvad betyder det for behovet for kunstvanding i en tør sommer?</w:t>
+      </w:r>
+    </w:p>
+    <w:p>
+      <w:pPr>
+        <w:pStyle w:val="Compact"/>
+        <w:numPr>
+          <w:ilvl w:val="0"/>
+          <w:numId w:val="1005"/>
+        </w:numPr>
+      </w:pPr>
+      <w:r>
+        <w:t xml:space="preserve">Hvad kan resultaterne fortælle om grundvandsdannelsen i områder med forskellige sedimenttyper — fx sandede smeltevandsaflejringer i Vestjylland og moræneler i Østdanmark?</w:t>
+      </w:r>
+    </w:p>
+    <w:p>
+      <w:pPr>
+        <w:pStyle w:val="Compact"/>
+        <w:numPr>
+          <w:ilvl w:val="0"/>
+          <w:numId w:val="1005"/>
+        </w:numPr>
+      </w:pPr>
+      <w:r>
+        <w:t xml:space="preserve">Tropisk rødjord er dannet under et helt andet klima end podsoljord og brunjord. Hvordan kan klimaet forklare forskellene i jordens egenskaber?</w:t>
+      </w:r>
+    </w:p>
+    <w:p>
+      <w:pPr>
+        <w:pStyle w:val="Compact"/>
+        <w:numPr>
+          <w:ilvl w:val="0"/>
+          <w:numId w:val="1005"/>
+        </w:numPr>
+      </w:pPr>
+      <w:r>
+        <w:t xml:space="preserve">Hvilke usikkerheder og fejlkilder er der i forsøget?</w:t>
       </w:r>
     </w:p>
     <w:bookmarkEnd w:id="42"/>
@@ -2303,7 +2342,7 @@
         <w:sz w:val="16"/>
         <w:szCs w:val="16"/>
       </w:rPr>
-      <w:t xml:space="preserve"/>
+      <w:t xml:space="preserve">NATURGEOGRAFI</w:t>
     </w:r>
     <w:r>
       <w:rPr>
